--- a/Cover letter.docx
+++ b/Cover letter.docx
@@ -11,7 +11,6 @@
           <w:bCs/>
           <w:sz w:val="32"/>
           <w:szCs w:val="32"/>
-          <w:lang w:val="en-US"/>
         </w:rPr>
       </w:pPr>
       <w:r>
@@ -20,7 +19,6 @@
           <w:bCs/>
           <w:sz w:val="32"/>
           <w:szCs w:val="32"/>
-          <w:lang w:val="en-US"/>
         </w:rPr>
         <w:t>Cover letter</w:t>
       </w:r>
@@ -31,7 +29,6 @@
         <w:rPr>
           <w:b/>
           <w:bCs/>
-          <w:lang w:val="en-US"/>
         </w:rPr>
       </w:pPr>
       <w:hyperlink r:id="rId4" w:history="1">
@@ -43,85 +40,19 @@
             <w:color w:val="auto"/>
             <w:u w:val="none"/>
           </w:rPr>
-          <w:t xml:space="preserve">Chaos, </w:t>
+          <w:t>Chaos, Solitons &amp; Fractals</w:t>
         </w:r>
-        <w:proofErr w:type="spellStart"/>
-        <w:r>
-          <w:rPr>
-            <w:rStyle w:val="Hyperlink"/>
-            <w:b/>
-            <w:bCs/>
-            <w:color w:val="auto"/>
-            <w:u w:val="none"/>
-          </w:rPr>
-          <w:t>Solitons</w:t>
-        </w:r>
-        <w:proofErr w:type="spellEnd"/>
-        <w:r>
-          <w:rPr>
-            <w:rStyle w:val="Hyperlink"/>
-            <w:b/>
-            <w:bCs/>
-            <w:color w:val="auto"/>
-            <w:u w:val="none"/>
-          </w:rPr>
-          <w:t xml:space="preserve"> &amp; </w:t>
-        </w:r>
-        <w:proofErr w:type="spellStart"/>
-        <w:r>
-          <w:rPr>
-            <w:rStyle w:val="Hyperlink"/>
-            <w:b/>
-            <w:bCs/>
-            <w:color w:val="auto"/>
-            <w:u w:val="none"/>
-          </w:rPr>
-          <w:t>Fractals</w:t>
-        </w:r>
-        <w:proofErr w:type="spellEnd"/>
       </w:hyperlink>
     </w:p>
     <w:p>
       <w:pPr>
         <w:jc w:val="right"/>
-        <w:rPr>
-          <w:lang w:val="en-US"/>
-        </w:rPr>
       </w:pPr>
       <w:r>
         <w:rPr>
           <w:highlight w:val="yellow"/>
-          <w:lang w:val="en-US"/>
-        </w:rPr>
-        <w:t>Day</w:t>
-      </w:r>
-      <w:r>
-        <w:rPr>
-          <w:highlight w:val="yellow"/>
-          <w:lang w:val="en-US"/>
-        </w:rPr>
-        <w:t xml:space="preserve"> </w:t>
-      </w:r>
-      <w:r>
-        <w:rPr>
-          <w:highlight w:val="yellow"/>
-          <w:lang w:val="en-US"/>
-        </w:rPr>
-        <w:t>Month</w:t>
-      </w:r>
-      <w:r>
-        <w:rPr>
-          <w:highlight w:val="yellow"/>
-          <w:lang w:val="en-US"/>
-        </w:rPr>
-        <w:t xml:space="preserve">, </w:t>
-      </w:r>
-      <w:r>
-        <w:rPr>
-          <w:highlight w:val="yellow"/>
-          <w:lang w:val="en-US"/>
-        </w:rPr>
-        <w:t>Year</w:t>
+        </w:rPr>
+        <w:t>Day Month, Year</w:t>
       </w:r>
     </w:p>
     <w:p>
@@ -131,64 +62,19 @@
           <w:iCs/>
           <w:sz w:val="22"/>
           <w:szCs w:val="22"/>
-          <w:lang w:val="en-US"/>
         </w:rPr>
       </w:pPr>
       <w:r>
         <w:rPr>
           <w:sz w:val="22"/>
           <w:szCs w:val="22"/>
-          <w:lang w:val="en-US"/>
-        </w:rPr>
-        <w:t>Dear Marcel</w:t>
-      </w:r>
-      <w:r>
-        <w:rPr>
-          <w:sz w:val="22"/>
-          <w:szCs w:val="22"/>
-          <w:lang w:val="en-US"/>
-        </w:rPr>
-        <w:t xml:space="preserve"> Clerc, PhD</w:t>
-      </w:r>
-      <w:r>
-        <w:rPr>
-          <w:sz w:val="22"/>
-          <w:szCs w:val="22"/>
-          <w:lang w:val="en-US"/>
-        </w:rPr>
-        <w:t xml:space="preserve"> and</w:t>
-      </w:r>
-      <w:r>
-        <w:rPr>
-          <w:sz w:val="22"/>
-          <w:szCs w:val="22"/>
-          <w:lang w:val="en-US"/>
-        </w:rPr>
-        <w:t xml:space="preserve"> Charo del </w:t>
-      </w:r>
-      <w:proofErr w:type="spellStart"/>
-      <w:r>
-        <w:rPr>
-          <w:sz w:val="22"/>
-          <w:szCs w:val="22"/>
-          <w:lang w:val="en-US"/>
-        </w:rPr>
-        <w:t>Genio</w:t>
-      </w:r>
-      <w:proofErr w:type="spellEnd"/>
-      <w:r>
-        <w:rPr>
-          <w:sz w:val="22"/>
-          <w:szCs w:val="22"/>
-          <w:lang w:val="en-US"/>
-        </w:rPr>
-        <w:t>, PhD</w:t>
-      </w:r>
-      <w:r>
-        <w:rPr>
-          <w:sz w:val="22"/>
-          <w:szCs w:val="22"/>
-          <w:lang w:val="en-US"/>
+        </w:rPr>
+        <w:t>Dear Marcel Clerc, PhD and Charo del Genio, PhD</w:t>
+      </w:r>
+      <w:r>
+        <w:rPr>
+          <w:sz w:val="22"/>
+          <w:szCs w:val="22"/>
         </w:rPr>
         <w:br/>
       </w:r>
@@ -198,7 +84,6 @@
           <w:iCs/>
           <w:sz w:val="22"/>
           <w:szCs w:val="22"/>
-          <w:lang w:val="en-US"/>
         </w:rPr>
         <w:t>Editors-in-Chief</w:t>
       </w:r>
@@ -207,58 +92,77 @@
       <w:pPr>
         <w:jc w:val="both"/>
         <w:rPr>
-          <w:sz w:val="22"/>
-          <w:szCs w:val="22"/>
-          <w:lang w:val="en-US"/>
+          <w:b/>
+          <w:bCs/>
         </w:rPr>
       </w:pPr>
       <w:r>
         <w:rPr>
           <w:sz w:val="22"/>
           <w:szCs w:val="22"/>
-          <w:lang w:val="en-US"/>
-        </w:rPr>
-        <w:t>We hereby submit a manuscript entitled, “Design and Hardware Implementation of a</w:t>
-      </w:r>
-      <w:r>
-        <w:rPr>
-          <w:sz w:val="22"/>
-          <w:szCs w:val="22"/>
-          <w:lang w:val="en-US"/>
-        </w:rPr>
-        <w:t xml:space="preserve"> </w:t>
-      </w:r>
-      <w:r>
-        <w:rPr>
-          <w:sz w:val="22"/>
-          <w:szCs w:val="22"/>
-          <w:lang w:val="en-US"/>
-        </w:rPr>
-        <w:t>Pseudorandom Number Generator Based on a</w:t>
-      </w:r>
-      <w:r>
-        <w:rPr>
-          <w:sz w:val="22"/>
-          <w:szCs w:val="22"/>
-          <w:lang w:val="en-US"/>
-        </w:rPr>
-        <w:t xml:space="preserve"> </w:t>
-      </w:r>
-      <w:r>
-        <w:rPr>
-          <w:sz w:val="22"/>
-          <w:szCs w:val="22"/>
-          <w:lang w:val="en-US"/>
-        </w:rPr>
-        <w:t>Hybrid Hyperchaotic Scheme</w:t>
-      </w:r>
-      <w:r>
-        <w:rPr>
-          <w:sz w:val="22"/>
-          <w:szCs w:val="22"/>
-          <w:lang w:val="en-US"/>
-        </w:rPr>
-        <w:t>” by M. A. Murillo-Escobar et al. to be considered for publication as Original Research article in Nonlinear Dynamics.</w:t>
+        </w:rPr>
+        <w:t xml:space="preserve">We </w:t>
+      </w:r>
+      <w:r>
+        <w:rPr>
+          <w:sz w:val="22"/>
+          <w:szCs w:val="22"/>
+        </w:rPr>
+        <w:t xml:space="preserve">are pleased to submit our manuscript </w:t>
+      </w:r>
+      <w:r>
+        <w:rPr>
+          <w:sz w:val="22"/>
+          <w:szCs w:val="22"/>
+        </w:rPr>
+        <w:t xml:space="preserve">entitled, “Design and Hardware Implementation of a Pseudorandom Number Generator Based on a Hybrid Hyperchaotic Scheme” </w:t>
+      </w:r>
+      <w:r>
+        <w:rPr>
+          <w:sz w:val="22"/>
+          <w:szCs w:val="22"/>
+        </w:rPr>
+        <w:t>for</w:t>
+      </w:r>
+      <w:r>
+        <w:rPr>
+          <w:sz w:val="22"/>
+          <w:szCs w:val="22"/>
+        </w:rPr>
+        <w:t xml:space="preserve"> consider</w:t>
+      </w:r>
+      <w:r>
+        <w:rPr>
+          <w:sz w:val="22"/>
+          <w:szCs w:val="22"/>
+        </w:rPr>
+        <w:t>ation</w:t>
+      </w:r>
+      <w:r>
+        <w:rPr>
+          <w:sz w:val="22"/>
+          <w:szCs w:val="22"/>
+        </w:rPr>
+        <w:t xml:space="preserve"> as Original Research article in </w:t>
+      </w:r>
+      <w:hyperlink r:id="rId5" w:history="1">
+        <w:r>
+          <w:rPr>
+            <w:rStyle w:val="Hyperlink"/>
+            <w:color w:val="auto"/>
+            <w:sz w:val="22"/>
+            <w:szCs w:val="22"/>
+            <w:u w:val="none"/>
+          </w:rPr>
+          <w:t>Chaos, Solitons &amp; Fractals</w:t>
+        </w:r>
+      </w:hyperlink>
+      <w:r>
+        <w:rPr>
+          <w:sz w:val="22"/>
+          <w:szCs w:val="22"/>
+        </w:rPr>
+        <w:t>.</w:t>
       </w:r>
     </w:p>
     <w:p>
@@ -267,22 +171,19 @@
         <w:rPr>
           <w:sz w:val="22"/>
           <w:szCs w:val="22"/>
-          <w:lang w:val="en-US"/>
         </w:rPr>
       </w:pPr>
       <w:r>
         <w:rPr>
           <w:sz w:val="22"/>
           <w:szCs w:val="22"/>
-          <w:lang w:val="en-US"/>
-        </w:rPr>
-        <w:t>Pseudorandom number generator PRNG is one of the most important components in encryption schemes and several properties must be accomplished</w:t>
-      </w:r>
-      <w:r>
-        <w:rPr>
-          <w:sz w:val="22"/>
-          <w:szCs w:val="22"/>
-          <w:lang w:val="en-US"/>
+        </w:rPr>
+        <w:t>Chaos</w:t>
+      </w:r>
+      <w:r>
+        <w:rPr>
+          <w:sz w:val="22"/>
+          <w:szCs w:val="22"/>
         </w:rPr>
         <w:t xml:space="preserve"> </w:t>
       </w:r>
@@ -290,173 +191,64 @@
         <w:rPr>
           <w:sz w:val="22"/>
           <w:szCs w:val="22"/>
-          <w:lang w:val="en-US"/>
-        </w:rPr>
-        <w:t>such as randomness, security, robustness, high output, efficiency, etc. In last</w:t>
-      </w:r>
-      <w:r>
-        <w:rPr>
-          <w:sz w:val="22"/>
-          <w:szCs w:val="22"/>
-          <w:lang w:val="en-US"/>
-        </w:rPr>
-        <w:t xml:space="preserve"> </w:t>
-      </w:r>
-      <w:r>
-        <w:rPr>
-          <w:sz w:val="22"/>
-          <w:szCs w:val="22"/>
-          <w:lang w:val="en-US"/>
-        </w:rPr>
-        <w:t>years, chaotic maps have been proposed in PRNG’s. In this paper, we present</w:t>
-      </w:r>
-      <w:r>
-        <w:rPr>
-          <w:sz w:val="22"/>
-          <w:szCs w:val="22"/>
-          <w:lang w:val="en-US"/>
-        </w:rPr>
-        <w:t xml:space="preserve"> </w:t>
-      </w:r>
-      <w:r>
-        <w:rPr>
-          <w:sz w:val="22"/>
-          <w:szCs w:val="22"/>
-          <w:lang w:val="en-US"/>
-        </w:rPr>
-        <w:t xml:space="preserve">a pseudo-randomly </w:t>
-      </w:r>
-      <w:proofErr w:type="gramStart"/>
-      <w:r>
-        <w:rPr>
-          <w:sz w:val="22"/>
-          <w:szCs w:val="22"/>
-          <w:lang w:val="en-US"/>
-        </w:rPr>
-        <w:t>enhance</w:t>
-      </w:r>
-      <w:proofErr w:type="gramEnd"/>
-      <w:r>
-        <w:rPr>
-          <w:sz w:val="22"/>
-          <w:szCs w:val="22"/>
-          <w:lang w:val="en-US"/>
-        </w:rPr>
-        <w:t xml:space="preserve"> </w:t>
-      </w:r>
-      <w:proofErr w:type="spellStart"/>
-      <w:r>
-        <w:rPr>
-          <w:sz w:val="22"/>
-          <w:szCs w:val="22"/>
-          <w:lang w:val="en-US"/>
-        </w:rPr>
-        <w:t>logitic</w:t>
-      </w:r>
-      <w:proofErr w:type="spellEnd"/>
-      <w:r>
-        <w:rPr>
-          <w:sz w:val="22"/>
-          <w:szCs w:val="22"/>
-          <w:lang w:val="en-US"/>
-        </w:rPr>
-        <w:t xml:space="preserve"> map PELM validated with Lyapunov exponents and histograms. In addition, we proposed a PRNG algorithm based</w:t>
-      </w:r>
-      <w:r>
-        <w:rPr>
-          <w:sz w:val="22"/>
-          <w:szCs w:val="22"/>
-          <w:lang w:val="en-US"/>
-        </w:rPr>
-        <w:t xml:space="preserve"> </w:t>
-      </w:r>
-      <w:r>
-        <w:rPr>
-          <w:sz w:val="22"/>
-          <w:szCs w:val="22"/>
-          <w:lang w:val="en-US"/>
-        </w:rPr>
-        <w:t>on PELM. In contrast with similar schemes in literature, we present a comprehensive statistical and security analysis over the PRNG-PELM to verify the</w:t>
-      </w:r>
-      <w:r>
-        <w:rPr>
-          <w:sz w:val="22"/>
-          <w:szCs w:val="22"/>
-          <w:lang w:val="en-US"/>
-        </w:rPr>
-        <w:t xml:space="preserve"> </w:t>
-      </w:r>
-      <w:r>
-        <w:rPr>
-          <w:sz w:val="22"/>
-          <w:szCs w:val="22"/>
-          <w:lang w:val="en-US"/>
-        </w:rPr>
-        <w:t>high speed, security, effectiveness, and robustness. Since the proposed scheme is</w:t>
-      </w:r>
-      <w:r>
-        <w:rPr>
-          <w:sz w:val="22"/>
-          <w:szCs w:val="22"/>
-          <w:lang w:val="en-US"/>
-        </w:rPr>
-        <w:t xml:space="preserve"> </w:t>
-      </w:r>
-      <w:r>
-        <w:rPr>
-          <w:sz w:val="22"/>
-          <w:szCs w:val="22"/>
-          <w:lang w:val="en-US"/>
-        </w:rPr>
-        <w:t>faster and requires fewer arithmetic operations than recent schemes in literature,</w:t>
-      </w:r>
-      <w:r>
-        <w:rPr>
-          <w:sz w:val="22"/>
-          <w:szCs w:val="22"/>
-          <w:lang w:val="en-US"/>
-        </w:rPr>
-        <w:t xml:space="preserve"> </w:t>
-      </w:r>
-      <w:r>
-        <w:rPr>
-          <w:sz w:val="22"/>
-          <w:szCs w:val="22"/>
-          <w:lang w:val="en-US"/>
-        </w:rPr>
-        <w:t>it can be implemented even in embedded applications with limited hardware resources. Therefore, the proposed PRNG-PELM can be used in several secure</w:t>
-      </w:r>
-      <w:r>
-        <w:rPr>
-          <w:sz w:val="22"/>
-          <w:szCs w:val="22"/>
-          <w:lang w:val="en-US"/>
-        </w:rPr>
-        <w:t xml:space="preserve"> </w:t>
-      </w:r>
-      <w:r>
-        <w:rPr>
-          <w:sz w:val="22"/>
-          <w:szCs w:val="22"/>
-          <w:lang w:val="en-US"/>
-        </w:rPr>
-        <w:t>cryptographic applications such as military, telemedicine, biometrics, personal</w:t>
-      </w:r>
-      <w:r>
-        <w:rPr>
-          <w:sz w:val="22"/>
-          <w:szCs w:val="22"/>
-          <w:lang w:val="en-US"/>
-        </w:rPr>
-        <w:t xml:space="preserve"> </w:t>
-      </w:r>
-      <w:r>
-        <w:rPr>
-          <w:sz w:val="22"/>
-          <w:szCs w:val="22"/>
-          <w:lang w:val="en-US"/>
-        </w:rPr>
-        <w:t>information, among others.</w:t>
+        </w:rPr>
+        <w:t>based pseudorandom number generators (PRNG) have become a widely researched field in recent years</w:t>
+      </w:r>
+      <w:r>
+        <w:rPr>
+          <w:sz w:val="22"/>
+          <w:szCs w:val="22"/>
+        </w:rPr>
+        <w:t>. Their</w:t>
+      </w:r>
+      <w:r>
+        <w:rPr>
+          <w:sz w:val="22"/>
+          <w:szCs w:val="22"/>
+        </w:rPr>
+        <w:t xml:space="preserve"> ability to generate unpredictable behavior from deterministic equations is highly valuable </w:t>
+      </w:r>
+      <w:r>
+        <w:rPr>
+          <w:sz w:val="22"/>
+          <w:szCs w:val="22"/>
+        </w:rPr>
+        <w:t>in areas such as</w:t>
+      </w:r>
+      <w:r>
+        <w:rPr>
+          <w:sz w:val="22"/>
+          <w:szCs w:val="22"/>
+        </w:rPr>
+        <w:t xml:space="preserve"> cybersecurity and encryption. In this paper, we present a hybrid architecture for pseudorandom number generation that combines a 4D continuous hyperchaotic system with a 2D discrete hyperchaotic map. Our design incorporates techniques such as chaotic enhancements, parametric perturbations, and nonlinear post-processing. These </w:t>
+      </w:r>
+      <w:r>
+        <w:rPr>
+          <w:sz w:val="22"/>
+          <w:szCs w:val="22"/>
+        </w:rPr>
+        <w:t>methods</w:t>
+      </w:r>
+      <w:r>
+        <w:rPr>
+          <w:sz w:val="22"/>
+          <w:szCs w:val="22"/>
+        </w:rPr>
+        <w:t xml:space="preserve"> are intended to enhance the unpredictability of the system and maintain its hyperchaotic characteristics </w:t>
+      </w:r>
+      <w:r>
+        <w:rPr>
+          <w:sz w:val="22"/>
+          <w:szCs w:val="22"/>
+        </w:rPr>
+        <w:t>in application</w:t>
+      </w:r>
+      <w:r>
+        <w:rPr>
+          <w:sz w:val="22"/>
+          <w:szCs w:val="22"/>
+        </w:rPr>
+        <w:t>.</w:t>
       </w:r>
     </w:p>
     <w:p>
@@ -465,32 +257,28 @@
         <w:rPr>
           <w:sz w:val="22"/>
           <w:szCs w:val="22"/>
-          <w:lang w:val="en-US"/>
         </w:rPr>
       </w:pPr>
       <w:r>
         <w:rPr>
           <w:sz w:val="22"/>
           <w:szCs w:val="22"/>
-          <w:lang w:val="en-US"/>
-        </w:rPr>
-        <w:t xml:space="preserve">We believe </w:t>
-      </w:r>
-      <w:r>
-        <w:rPr>
-          <w:sz w:val="22"/>
-          <w:szCs w:val="22"/>
-          <w:lang w:val="en-US"/>
-        </w:rPr>
-        <w:t>these findings</w:t>
-      </w:r>
-      <w:r>
-        <w:rPr>
-          <w:sz w:val="22"/>
-          <w:szCs w:val="22"/>
-          <w:lang w:val="en-US"/>
-        </w:rPr>
-        <w:t xml:space="preserve"> would be of interest to the readers of your journal.</w:t>
+        </w:rPr>
+        <w:t xml:space="preserve">The proposed PRNG has been validated through numerical analysis, including Lyapunov exponents and histograms, and its statistical robustness has been verified using the NIST 800-22 randomness test suite. Additionally, the system was implemented in FPGA hardware to demonstrate its applicability in real-world cryptographic environments. The results confirm that the generator produces high-quality pseudorandom sequences and </w:t>
+      </w:r>
+      <w:r>
+        <w:rPr>
+          <w:sz w:val="22"/>
+          <w:szCs w:val="22"/>
+        </w:rPr>
+        <w:t>give</w:t>
+      </w:r>
+      <w:r>
+        <w:rPr>
+          <w:sz w:val="22"/>
+          <w:szCs w:val="22"/>
+        </w:rPr>
+        <w:t xml:space="preserve"> evidence of its suitability for secure digital applications.</w:t>
       </w:r>
     </w:p>
     <w:p>
@@ -499,14 +287,19 @@
         <w:rPr>
           <w:sz w:val="22"/>
           <w:szCs w:val="22"/>
-          <w:lang w:val="en-US"/>
         </w:rPr>
       </w:pPr>
       <w:r>
         <w:rPr>
           <w:sz w:val="22"/>
           <w:szCs w:val="22"/>
-          <w:lang w:val="en-US"/>
+        </w:rPr>
+        <w:t xml:space="preserve">Given the journal's focus on nonlinear dynamics and chaotic systems, we believe our findings will be of great interest to your readers. This manuscript is original, has not been published previously, and is not currently under consideration by any other journal. </w:t>
+      </w:r>
+      <w:r>
+        <w:rPr>
+          <w:sz w:val="22"/>
+          <w:szCs w:val="22"/>
         </w:rPr>
         <w:t>Please address all correspondence to:</w:t>
       </w:r>
@@ -517,66 +310,14 @@
         <w:rPr>
           <w:sz w:val="22"/>
           <w:szCs w:val="22"/>
-          <w:lang w:val="en-US"/>
         </w:rPr>
       </w:pPr>
       <w:r>
         <w:rPr>
           <w:sz w:val="22"/>
           <w:szCs w:val="22"/>
-          <w:lang w:val="en-US"/>
-        </w:rPr>
-        <w:t>M</w:t>
-      </w:r>
-      <w:r>
-        <w:rPr>
-          <w:sz w:val="22"/>
-          <w:szCs w:val="22"/>
-          <w:lang w:val="en-US"/>
-        </w:rPr>
-        <w:t>.</w:t>
-      </w:r>
-      <w:r>
-        <w:rPr>
-          <w:sz w:val="22"/>
-          <w:szCs w:val="22"/>
-          <w:lang w:val="en-US"/>
-        </w:rPr>
-        <w:t xml:space="preserve"> O</w:t>
-      </w:r>
-      <w:r>
-        <w:rPr>
-          <w:sz w:val="22"/>
-          <w:szCs w:val="22"/>
-          <w:lang w:val="en-US"/>
-        </w:rPr>
-        <w:t>.</w:t>
-      </w:r>
-      <w:r>
-        <w:rPr>
-          <w:sz w:val="22"/>
-          <w:szCs w:val="22"/>
-          <w:lang w:val="en-US"/>
-        </w:rPr>
-        <w:t xml:space="preserve"> Meranza-</w:t>
-      </w:r>
-      <w:proofErr w:type="spellStart"/>
-      <w:r>
-        <w:rPr>
-          <w:sz w:val="22"/>
-          <w:szCs w:val="22"/>
-          <w:lang w:val="en-US"/>
-        </w:rPr>
-        <w:t>Castillón</w:t>
-      </w:r>
-      <w:proofErr w:type="spellEnd"/>
-      <w:r>
-        <w:rPr>
-          <w:sz w:val="22"/>
-          <w:szCs w:val="22"/>
-          <w:lang w:val="en-US"/>
-        </w:rPr>
-        <w:t>, Ph. D.</w:t>
+        </w:rPr>
+        <w:t>M. O. Meranza-Castillón, Ph. D.</w:t>
       </w:r>
     </w:p>
     <w:p>
@@ -585,48 +326,14 @@
         <w:rPr>
           <w:sz w:val="22"/>
           <w:szCs w:val="22"/>
-          <w:lang w:val="en-US"/>
         </w:rPr>
       </w:pPr>
       <w:r>
         <w:rPr>
           <w:sz w:val="22"/>
           <w:szCs w:val="22"/>
-          <w:lang w:val="en-US"/>
-        </w:rPr>
-        <w:t>Division of Postgraduate Studies and Research, Technological Institute of Nogales (ITN)</w:t>
-      </w:r>
-      <w:r>
-        <w:rPr>
-          <w:sz w:val="22"/>
-          <w:szCs w:val="22"/>
-          <w:lang w:val="en-US"/>
-        </w:rPr>
-        <w:t>, Nogales</w:t>
-      </w:r>
-      <w:r>
-        <w:rPr>
-          <w:sz w:val="22"/>
-          <w:szCs w:val="22"/>
-          <w:lang w:val="en-US"/>
-        </w:rPr>
-        <w:t xml:space="preserve">, </w:t>
-      </w:r>
-      <w:r>
-        <w:rPr>
-          <w:sz w:val="22"/>
-          <w:szCs w:val="22"/>
-          <w:lang w:val="en-US"/>
-        </w:rPr>
-        <w:t>SON</w:t>
-      </w:r>
-      <w:r>
-        <w:rPr>
-          <w:sz w:val="22"/>
-          <w:szCs w:val="22"/>
-          <w:lang w:val="en-US"/>
-        </w:rPr>
-        <w:t>, Mexico.</w:t>
+        </w:rPr>
+        <w:t>Division of Postgraduate Studies and Research, Technological Institute of Nogales (ITN), Nogales, SON, Mexico.</w:t>
       </w:r>
     </w:p>
     <w:p>
@@ -635,17 +342,21 @@
         <w:rPr>
           <w:sz w:val="22"/>
           <w:szCs w:val="22"/>
-          <w:lang w:val="en-US"/>
         </w:rPr>
       </w:pPr>
       <w:r>
         <w:rPr>
           <w:sz w:val="22"/>
           <w:szCs w:val="22"/>
-          <w:highlight w:val="yellow"/>
-          <w:lang w:val="en-US"/>
-        </w:rPr>
-        <w:t>Phone: +52.646.1750500</w:t>
+        </w:rPr>
+        <w:t xml:space="preserve">Phone: </w:t>
+      </w:r>
+      <w:r>
+        <w:rPr>
+          <w:sz w:val="22"/>
+          <w:szCs w:val="22"/>
+        </w:rPr>
+        <w:t>+52 1 631 306 2191</w:t>
       </w:r>
     </w:p>
     <w:p>
@@ -654,24 +365,21 @@
         <w:rPr>
           <w:sz w:val="22"/>
           <w:szCs w:val="22"/>
-          <w:lang w:val="en-US"/>
         </w:rPr>
       </w:pPr>
       <w:r>
         <w:rPr>
           <w:sz w:val="22"/>
           <w:szCs w:val="22"/>
-          <w:lang w:val="en-US"/>
         </w:rPr>
         <w:t xml:space="preserve">Email address: </w:t>
       </w:r>
-      <w:hyperlink r:id="rId5" w:history="1">
+      <w:hyperlink r:id="rId6" w:history="1">
         <w:r>
           <w:rPr>
             <w:rStyle w:val="Hyperlink"/>
             <w:sz w:val="22"/>
             <w:szCs w:val="22"/>
-            <w:lang w:val="en-US"/>
           </w:rPr>
           <w:t>manuel.mc@nogales.tecnm.mx</w:t>
         </w:r>
@@ -683,104 +391,14 @@
         <w:rPr>
           <w:sz w:val="22"/>
           <w:szCs w:val="22"/>
-          <w:lang w:val="en-US"/>
         </w:rPr>
       </w:pPr>
       <w:r>
         <w:rPr>
           <w:sz w:val="22"/>
           <w:szCs w:val="22"/>
-          <w:lang w:val="en-US"/>
-        </w:rPr>
-        <w:t xml:space="preserve">All authors declare that this manuscript is original, has not </w:t>
-      </w:r>
-      <w:r>
-        <w:rPr>
-          <w:sz w:val="22"/>
-          <w:szCs w:val="22"/>
-          <w:lang w:val="en-US"/>
-        </w:rPr>
-        <w:t>been published</w:t>
-      </w:r>
-      <w:r>
-        <w:rPr>
-          <w:sz w:val="22"/>
-          <w:szCs w:val="22"/>
-          <w:lang w:val="en-US"/>
-        </w:rPr>
-        <w:t xml:space="preserve"> before</w:t>
-      </w:r>
-      <w:r>
-        <w:rPr>
-          <w:sz w:val="22"/>
-          <w:szCs w:val="22"/>
-          <w:lang w:val="en-US"/>
-        </w:rPr>
-        <w:t xml:space="preserve"> </w:t>
-      </w:r>
-      <w:r>
-        <w:rPr>
-          <w:sz w:val="22"/>
-          <w:szCs w:val="22"/>
-          <w:lang w:val="en-US"/>
-        </w:rPr>
-        <w:t xml:space="preserve">and is </w:t>
-      </w:r>
-      <w:r>
-        <w:rPr>
-          <w:sz w:val="22"/>
-          <w:szCs w:val="22"/>
-          <w:lang w:val="en-US"/>
-        </w:rPr>
-        <w:t>currently not</w:t>
-      </w:r>
-      <w:r>
-        <w:rPr>
-          <w:sz w:val="22"/>
-          <w:szCs w:val="22"/>
-          <w:lang w:val="en-US"/>
-        </w:rPr>
-        <w:t xml:space="preserve"> being considered for publication elsewhere. We hope you</w:t>
-      </w:r>
-      <w:r>
-        <w:rPr>
-          <w:sz w:val="22"/>
-          <w:szCs w:val="22"/>
-          <w:lang w:val="en-US"/>
-        </w:rPr>
-        <w:t xml:space="preserve"> </w:t>
-      </w:r>
-      <w:r>
-        <w:rPr>
-          <w:sz w:val="22"/>
-          <w:szCs w:val="22"/>
-          <w:lang w:val="en-US"/>
-        </w:rPr>
-        <w:t xml:space="preserve">find our manuscript suitable for publication and look forward to hearing </w:t>
-      </w:r>
-      <w:r>
-        <w:rPr>
-          <w:sz w:val="22"/>
-          <w:szCs w:val="22"/>
-          <w:lang w:val="en-US"/>
-        </w:rPr>
-        <w:t>from</w:t>
-      </w:r>
-      <w:r>
-        <w:rPr>
-          <w:sz w:val="22"/>
-          <w:szCs w:val="22"/>
-          <w:lang w:val="en-US"/>
-        </w:rPr>
-        <w:t xml:space="preserve"> you</w:t>
-      </w:r>
-      <w:r>
-        <w:rPr>
-          <w:sz w:val="22"/>
-          <w:szCs w:val="22"/>
-          <w:lang w:val="en-US"/>
-        </w:rPr>
-        <w:t>.</w:t>
+        </w:rPr>
+        <w:t xml:space="preserve">Thank you for your time and for considering our work for publication. </w:t>
       </w:r>
     </w:p>
     <w:p>
@@ -789,14 +407,12 @@
         <w:rPr>
           <w:sz w:val="22"/>
           <w:szCs w:val="22"/>
-          <w:lang w:val="en-US"/>
         </w:rPr>
       </w:pPr>
       <w:r>
         <w:rPr>
           <w:sz w:val="22"/>
           <w:szCs w:val="22"/>
-          <w:lang w:val="en-US"/>
         </w:rPr>
         <w:t>Sincerely,</w:t>
       </w:r>
@@ -807,47 +423,28 @@
         <w:rPr>
           <w:sz w:val="22"/>
           <w:szCs w:val="22"/>
-          <w:lang w:val="en-US"/>
         </w:rPr>
       </w:pPr>
       <w:r>
         <w:rPr>
           <w:sz w:val="22"/>
           <w:szCs w:val="22"/>
-          <w:lang w:val="en-US"/>
-        </w:rPr>
-        <w:t>R</w:t>
-      </w:r>
-      <w:r>
-        <w:rPr>
-          <w:sz w:val="22"/>
-          <w:szCs w:val="22"/>
-          <w:lang w:val="en-US"/>
-        </w:rPr>
-        <w:t xml:space="preserve">. </w:t>
-      </w:r>
-      <w:r>
-        <w:rPr>
-          <w:sz w:val="22"/>
-          <w:szCs w:val="22"/>
-          <w:lang w:val="en-US"/>
-        </w:rPr>
-        <w:t>Garc</w:t>
-      </w:r>
-      <w:r>
-        <w:rPr>
-          <w:sz w:val="22"/>
-          <w:szCs w:val="22"/>
-        </w:rPr>
-        <w:t>í</w:t>
-      </w:r>
-      <w:r>
-        <w:rPr>
-          <w:sz w:val="22"/>
-          <w:szCs w:val="22"/>
-          <w:lang w:val="en-US"/>
-        </w:rPr>
-        <w:t>a-Muñoz</w:t>
+        </w:rPr>
+        <w:t xml:space="preserve">R. </w:t>
+      </w:r>
+      <w:r>
+        <w:rPr>
+          <w:sz w:val="22"/>
+          <w:szCs w:val="22"/>
+        </w:rPr>
+        <w:t xml:space="preserve">Y. </w:t>
+      </w:r>
+      <w:r>
+        <w:rPr>
+          <w:sz w:val="22"/>
+          <w:szCs w:val="22"/>
+        </w:rPr>
+        <w:t>García-Muñoz</w:t>
       </w:r>
     </w:p>
     <w:sectPr>
@@ -1260,9 +857,6 @@
   <w:style w:type="paragraph" w:default="1" w:styleId="Normal">
     <w:name w:val="Normal"/>
     <w:qFormat/>
-    <w:rPr>
-      <w:lang w:val="es-MX"/>
-    </w:rPr>
   </w:style>
   <w:style w:type="paragraph" w:styleId="Heading1">
     <w:name w:val="heading 1"/>
@@ -1465,6 +1059,7 @@
   <w:style w:type="character" w:default="1" w:styleId="DefaultParagraphFont">
     <w:name w:val="Default Paragraph Font"/>
     <w:uiPriority w:val="1"/>
+    <w:semiHidden/>
     <w:unhideWhenUsed/>
   </w:style>
   <w:style w:type="table" w:default="1" w:styleId="TableNormal">
